--- a/day-1-internals-and-networking/lab-02-api-priority-fairness.docx
+++ b/day-1-internals-and-networking/lab-02-api-priority-fairness.docx
@@ -2,14 +2,6 @@
 <file path=word/document.xml><?xml version="1.0" encoding="utf-8"?>
 <w:document xmlns:w="http://schemas.openxmlformats.org/wordprocessingml/2006/main" xmlns:m="http://schemas.openxmlformats.org/officeDocument/2006/math" xmlns:r="http://schemas.openxmlformats.org/officeDocument/2006/relationships" xmlns:o="urn:schemas-microsoft-com:office:office" xmlns:v="urn:schemas-microsoft-com:vml" xmlns:w10="urn:schemas-microsoft-com:office:word" xmlns:a="http://schemas.openxmlformats.org/drawingml/2006/main" xmlns:pic="http://schemas.openxmlformats.org/drawingml/2006/picture" xmlns:wp="http://schemas.openxmlformats.org/drawingml/2006/wordprocessingDrawing">
   <w:body>
-    <w:p>
-      <w:pPr>
-        <w:pStyle w:val="Title"/>
-      </w:pPr>
-      <w:r>
-        <w:t xml:space="preserve">Lab 2 — Stop One Client From Taking Down the API Server (API Priority &amp; Fairness)</w:t>
-      </w:r>
-    </w:p>
     <w:p>
       <w:pPr>
         <w:pStyle w:val="Author"/>
@@ -632,7 +624,7 @@
       </w:r>
     </w:p>
     <w:bookmarkEnd w:id="13"/>
-    <w:bookmarkStart w:id="17" w:name="the-idea-in-60-seconds"/>
+    <w:bookmarkStart w:id="14" w:name="the-idea-in-60-seconds"/>
     <w:p>
       <w:pPr>
         <w:pStyle w:val="Heading2"/>
@@ -956,313 +948,358 @@
     </w:p>
     <w:p>
       <w:pPr>
+        <w:pStyle w:val="SourceCode"/>
+      </w:pPr>
+      <w:r>
+        <w:rPr>
+          <w:rStyle w:val="VerbatimChar"/>
+        </w:rPr>
+        <w:t xml:space="preserve">flowchart TB</w:t>
+      </w:r>
+      <w:r>
+        <w:br/>
+      </w:r>
+      <w:r>
+        <w:rPr>
+          <w:rStyle w:val="VerbatimChar"/>
+        </w:rPr>
+        <w:t xml:space="preserve">    CLIENT["kubectl / client&lt;br/&gt;GET /api/v1/pods"] --&gt; TLS["TLS termination&lt;br/&gt;+ AuthN (cert / token)"]</w:t>
+      </w:r>
+      <w:r>
+        <w:br/>
+      </w:r>
+      <w:r>
+        <w:rPr>
+          <w:rStyle w:val="VerbatimChar"/>
+        </w:rPr>
+        <w:t xml:space="preserve">    TLS --&gt; APF{"API Priority &amp;amp; Fairness&lt;br/&gt;match a FlowSchema"}</w:t>
+      </w:r>
+      <w:r>
+        <w:br/>
+      </w:r>
+      <w:r>
+        <w:rPr>
+          <w:rStyle w:val="VerbatimChar"/>
+        </w:rPr>
+        <w:t xml:space="preserve">    APF --&gt;|"classify by user / SA / group"| LANE["PriorityLevel&lt;br/&gt;concurrency seats + queue"]</w:t>
+      </w:r>
+      <w:r>
+        <w:br/>
+      </w:r>
+      <w:r>
+        <w:rPr>
+          <w:rStyle w:val="VerbatimChar"/>
+        </w:rPr>
+        <w:t xml:space="preserve">    LANE --&gt;|"seat available"| AUTHZ["AuthZ (RBAC)"]</w:t>
+      </w:r>
+      <w:r>
+        <w:br/>
+      </w:r>
+      <w:r>
+        <w:rPr>
+          <w:rStyle w:val="VerbatimChar"/>
+        </w:rPr>
+        <w:t xml:space="preserve">    LANE -.-&gt;|"no seat, Reject type"| R429["429 Too Many Requests"]</w:t>
+      </w:r>
+      <w:r>
+        <w:br/>
+      </w:r>
+      <w:r>
+        <w:rPr>
+          <w:rStyle w:val="VerbatimChar"/>
+        </w:rPr>
+        <w:t xml:space="preserve">    AUTHZ --&gt; MADM["Mutating admission&lt;br/&gt;+ mutating webhooks"]</w:t>
+      </w:r>
+      <w:r>
+        <w:br/>
+      </w:r>
+      <w:r>
+        <w:rPr>
+          <w:rStyle w:val="VerbatimChar"/>
+        </w:rPr>
+        <w:t xml:space="preserve">    MADM --&gt; VALID["Schema validation&lt;br/&gt;+ validating admission"]</w:t>
+      </w:r>
+      <w:r>
+        <w:br/>
+      </w:r>
+      <w:r>
+        <w:rPr>
+          <w:rStyle w:val="VerbatimChar"/>
+        </w:rPr>
+        <w:t xml:space="preserve">    VALID --&gt; ETCD["etcd read / write"]</w:t>
+      </w:r>
+      <w:r>
+        <w:br/>
+      </w:r>
+      <w:r>
+        <w:rPr>
+          <w:rStyle w:val="VerbatimChar"/>
+        </w:rPr>
+        <w:t xml:space="preserve">    ETCD --&gt; RESP["200 + response headers&lt;br/&gt;X-Kubernetes-Pf-*"]</w:t>
+      </w:r>
+    </w:p>
+    <w:p>
+      <w:r>
+        <w:pict>
+          <v:rect style="width:0;height:1.5pt" o:hralign="center" o:hrstd="t" o:hr="t"/>
+        </w:pict>
+      </w:r>
+    </w:p>
+    <w:bookmarkEnd w:id="14"/>
+    <w:bookmarkStart w:id="18" w:name="X89758da07dfc0f0ce3c08c9a12d51ce9e3262d1"/>
+    <w:p>
+      <w:pPr>
+        <w:pStyle w:val="Heading2"/>
+      </w:pPr>
+      <w:r>
+        <w:t xml:space="preserve">Step 1 — Watch a single request's whole journey</w:t>
+      </w:r>
+    </w:p>
+    <w:p>
+      <w:pPr>
         <w:pStyle w:val="FirstParagraph"/>
+      </w:pPr>
+      <w:r>
+        <w:rPr>
+          <w:b/>
+          <w:bCs/>
+        </w:rPr>
+        <w:t xml:space="preserve">Goal:</w:t>
+      </w:r>
+      <w:r>
+        <w:t xml:space="preserve"> </w:t>
+      </w:r>
+      <w:r>
+        <w:t xml:space="preserve">see the raw HTTP request and the APF headers the API server stamps on every reply.</w:t>
+      </w:r>
+    </w:p>
+    <w:p>
+      <w:pPr>
+        <w:pStyle w:val="BodyText"/>
+      </w:pPr>
+      <w:r>
+        <w:rPr>
+          <w:b/>
+          <w:bCs/>
+        </w:rPr>
+        <w:t xml:space="preserve">1. In your terminal, run any command with</w:t>
+      </w:r>
+      <w:r>
+        <w:rPr>
+          <w:b/>
+          <w:bCs/>
+        </w:rPr>
+        <w:t xml:space="preserve"> </w:t>
+      </w:r>
+      <w:r>
+        <w:rPr>
+          <w:rStyle w:val="VerbatimChar"/>
+          <w:b/>
+          <w:bCs/>
+        </w:rPr>
+        <w:t xml:space="preserve">-v=8</w:t>
+      </w:r>
+      <w:r>
+        <w:t xml:space="preserve"> </w:t>
+      </w:r>
+      <w:r>
+        <w:t xml:space="preserve">(verbose enough to print the HTTP exchange) and filter to the interesting lines:</w:t>
+      </w:r>
+    </w:p>
+    <w:p>
+      <w:pPr>
+        <w:pStyle w:val="SourceCode"/>
+      </w:pPr>
+      <w:r>
+        <w:rPr>
+          <w:rStyle w:val="ExtensionTok"/>
+        </w:rPr>
+        <w:t xml:space="preserve">kubectl</w:t>
+      </w:r>
+      <w:r>
+        <w:rPr>
+          <w:rStyle w:val="NormalTok"/>
+        </w:rPr>
+        <w:t xml:space="preserve"> get ns </w:t>
+      </w:r>
+      <w:r>
+        <w:rPr>
+          <w:rStyle w:val="AttributeTok"/>
+        </w:rPr>
+        <w:t xml:space="preserve">-v</w:t>
+      </w:r>
+      <w:r>
+        <w:rPr>
+          <w:rStyle w:val="OperatorTok"/>
+        </w:rPr>
+        <w:t xml:space="preserve">=</w:t>
+      </w:r>
+      <w:r>
+        <w:rPr>
+          <w:rStyle w:val="NormalTok"/>
+        </w:rPr>
+        <w:t xml:space="preserve">8 </w:t>
+      </w:r>
+      <w:r>
+        <w:rPr>
+          <w:rStyle w:val="DecValTok"/>
+        </w:rPr>
+        <w:t xml:space="preserve">2</w:t>
+      </w:r>
+      <w:r>
+        <w:rPr>
+          <w:rStyle w:val="OperatorTok"/>
+        </w:rPr>
+        <w:t xml:space="preserve">&gt;&amp;</w:t>
+      </w:r>
+      <w:r>
+        <w:rPr>
+          <w:rStyle w:val="DecValTok"/>
+        </w:rPr>
+        <w:t xml:space="preserve">1</w:t>
+      </w:r>
+      <w:r>
+        <w:rPr>
+          <w:rStyle w:val="NormalTok"/>
+        </w:rPr>
+        <w:t xml:space="preserve"> </w:t>
+      </w:r>
+      <w:r>
+        <w:rPr>
+          <w:rStyle w:val="KeywordTok"/>
+        </w:rPr>
+        <w:t xml:space="preserve">|</w:t>
+      </w:r>
+      <w:r>
+        <w:rPr>
+          <w:rStyle w:val="NormalTok"/>
+        </w:rPr>
+        <w:t xml:space="preserve"> </w:t>
+      </w:r>
+      <w:r>
+        <w:rPr>
+          <w:rStyle w:val="FunctionTok"/>
+        </w:rPr>
+        <w:t xml:space="preserve">grep</w:t>
+      </w:r>
+      <w:r>
+        <w:rPr>
+          <w:rStyle w:val="NormalTok"/>
+        </w:rPr>
+        <w:t xml:space="preserve"> </w:t>
+      </w:r>
+      <w:r>
+        <w:rPr>
+          <w:rStyle w:val="AttributeTok"/>
+        </w:rPr>
+        <w:t xml:space="preserve">-iE</w:t>
+      </w:r>
+      <w:r>
+        <w:rPr>
+          <w:rStyle w:val="NormalTok"/>
+        </w:rPr>
+        <w:t xml:space="preserve"> </w:t>
+      </w:r>
+      <w:r>
+        <w:rPr>
+          <w:rStyle w:val="StringTok"/>
+        </w:rPr>
+        <w:t xml:space="preserve">'"Request" verb=|"Response" status=|X-Kubernetes-Pf'</w:t>
+      </w:r>
+    </w:p>
+    <w:p>
+      <w:pPr>
+        <w:pStyle w:val="FirstParagraph"/>
+      </w:pPr>
+      <w:r>
+        <w:rPr>
+          <w:b/>
+          <w:bCs/>
+        </w:rPr>
+        <w:t xml:space="preserve">What you should see:</w:t>
+      </w:r>
+      <w:r>
+        <w:t xml:space="preserve"> </w:t>
+      </w:r>
+      <w:r>
+        <w:t xml:space="preserve">the request line —</w:t>
+      </w:r>
+      <w:r>
+        <w:t xml:space="preserve"> </w:t>
+      </w:r>
+      <w:r>
+        <w:rPr>
+          <w:rStyle w:val="VerbatimChar"/>
+        </w:rPr>
+        <w:t xml:space="preserve">"Request" verb="GET" url="https://127.0.0.1.../api/v1/namespaces?limit=500"</w:t>
+      </w:r>
+      <w:r>
+        <w:t xml:space="preserve"> </w:t>
+      </w:r>
+      <w:r>
+        <w:t xml:space="preserve">— then</w:t>
+      </w:r>
+      <w:r>
+        <w:t xml:space="preserve"> </w:t>
+      </w:r>
+      <w:r>
+        <w:rPr>
+          <w:rStyle w:val="VerbatimChar"/>
+        </w:rPr>
+        <w:t xml:space="preserve">"Response" status="200 OK"</w:t>
+      </w:r>
+      <w:r>
+        <w:t xml:space="preserve">, and two headers:</w:t>
+      </w:r>
+      <w:r>
+        <w:t xml:space="preserve"> </w:t>
+      </w:r>
+      <w:r>
+        <w:rPr>
+          <w:rStyle w:val="VerbatimChar"/>
+        </w:rPr>
+        <w:t xml:space="preserve">X-Kubernetes-Pf-Flowschema-Uid</w:t>
+      </w:r>
+      <w:r>
+        <w:t xml:space="preserve"> </w:t>
+      </w:r>
+      <w:r>
+        <w:t xml:space="preserve">and</w:t>
+      </w:r>
+      <w:r>
+        <w:t xml:space="preserve"> </w:t>
+      </w:r>
+      <w:r>
+        <w:rPr>
+          <w:rStyle w:val="VerbatimChar"/>
+        </w:rPr>
+        <w:t xml:space="preserve">X-Kubernetes-Pf-Prioritylevel-Uid</w:t>
+      </w:r>
+      <w:r>
+        <w:t xml:space="preserve">.</w:t>
+      </w:r>
+    </w:p>
+    <w:p>
+      <w:pPr>
+        <w:pStyle w:val="BodyText"/>
       </w:pPr>
       <w:r>
         <w:drawing>
           <wp:inline>
-            <wp:extent cx="5943600" cy="15922977"/>
+            <wp:extent cx="5943600" cy="3736158"/>
             <wp:effectExtent b="0" l="0" r="0" t="0"/>
-            <wp:docPr descr="Architecture diagram" title="" id="15" name="Picture"/>
+            <wp:docPr descr="A single request with its APF classification headers" title="" id="16" name="Picture"/>
             <a:graphic>
               <a:graphicData uri="http://schemas.openxmlformats.org/drawingml/2006/picture">
                 <pic:pic>
                   <pic:nvPicPr>
-                    <pic:cNvPr descr="artifacts/lab-02/diagrams/diagram.png" id="16" name="Picture"/>
+                    <pic:cNvPr descr="../artifacts/lab-02/screenshots/01-request-lifecycle-pf-headers.png" id="17" name="Picture"/>
                     <pic:cNvPicPr>
                       <a:picLocks noChangeArrowheads="1" noChangeAspect="1"/>
                     </pic:cNvPicPr>
                   </pic:nvPicPr>
                   <pic:blipFill>
-                    <a:blip r:embed="rId14"/>
-                    <a:stretch>
-                      <a:fillRect/>
-                    </a:stretch>
-                  </pic:blipFill>
-                  <pic:spPr bwMode="auto">
-                    <a:xfrm>
-                      <a:off x="0" y="0"/>
-                      <a:ext cx="5943600" cy="15922977"/>
-                    </a:xfrm>
-                    <a:prstGeom prst="rect">
-                      <a:avLst/>
-                    </a:prstGeom>
-                    <a:noFill/>
-                    <a:ln w="9525">
-                      <a:noFill/>
-                      <a:headEnd/>
-                      <a:tailEnd/>
-                    </a:ln>
-                  </pic:spPr>
-                </pic:pic>
-              </a:graphicData>
-            </a:graphic>
-          </wp:inline>
-        </w:drawing>
-      </w:r>
-    </w:p>
-    <w:p>
-      <w:r>
-        <w:pict>
-          <v:rect style="width:0;height:1.5pt" o:hralign="center" o:hrstd="t" o:hr="t"/>
-        </w:pict>
-      </w:r>
-    </w:p>
-    <w:bookmarkEnd w:id="17"/>
-    <w:bookmarkStart w:id="21" w:name="X89758da07dfc0f0ce3c08c9a12d51ce9e3262d1"/>
-    <w:p>
-      <w:pPr>
-        <w:pStyle w:val="Heading2"/>
-      </w:pPr>
-      <w:r>
-        <w:t xml:space="preserve">Step 1 — Watch a single request's whole journey</w:t>
-      </w:r>
-    </w:p>
-    <w:p>
-      <w:pPr>
-        <w:pStyle w:val="FirstParagraph"/>
-      </w:pPr>
-      <w:r>
-        <w:rPr>
-          <w:b/>
-          <w:bCs/>
-        </w:rPr>
-        <w:t xml:space="preserve">Goal:</w:t>
-      </w:r>
-      <w:r>
-        <w:t xml:space="preserve"> </w:t>
-      </w:r>
-      <w:r>
-        <w:t xml:space="preserve">see the raw HTTP request and the APF headers the API server stamps on every reply.</w:t>
-      </w:r>
-    </w:p>
-    <w:p>
-      <w:pPr>
-        <w:pStyle w:val="BodyText"/>
-      </w:pPr>
-      <w:r>
-        <w:rPr>
-          <w:b/>
-          <w:bCs/>
-        </w:rPr>
-        <w:t xml:space="preserve">1. In your terminal, run any command with</w:t>
-      </w:r>
-      <w:r>
-        <w:rPr>
-          <w:b/>
-          <w:bCs/>
-        </w:rPr>
-        <w:t xml:space="preserve"> </w:t>
-      </w:r>
-      <w:r>
-        <w:rPr>
-          <w:rStyle w:val="VerbatimChar"/>
-          <w:b/>
-          <w:bCs/>
-        </w:rPr>
-        <w:t xml:space="preserve">-v=8</w:t>
-      </w:r>
-      <w:r>
-        <w:t xml:space="preserve"> </w:t>
-      </w:r>
-      <w:r>
-        <w:t xml:space="preserve">(verbose enough to print the HTTP exchange) and filter to the interesting lines:</w:t>
-      </w:r>
-    </w:p>
-    <w:p>
-      <w:pPr>
-        <w:pStyle w:val="SourceCode"/>
-      </w:pPr>
-      <w:r>
-        <w:rPr>
-          <w:rStyle w:val="ExtensionTok"/>
-        </w:rPr>
-        <w:t xml:space="preserve">kubectl</w:t>
-      </w:r>
-      <w:r>
-        <w:rPr>
-          <w:rStyle w:val="NormalTok"/>
-        </w:rPr>
-        <w:t xml:space="preserve"> get ns </w:t>
-      </w:r>
-      <w:r>
-        <w:rPr>
-          <w:rStyle w:val="AttributeTok"/>
-        </w:rPr>
-        <w:t xml:space="preserve">-v</w:t>
-      </w:r>
-      <w:r>
-        <w:rPr>
-          <w:rStyle w:val="OperatorTok"/>
-        </w:rPr>
-        <w:t xml:space="preserve">=</w:t>
-      </w:r>
-      <w:r>
-        <w:rPr>
-          <w:rStyle w:val="NormalTok"/>
-        </w:rPr>
-        <w:t xml:space="preserve">8 </w:t>
-      </w:r>
-      <w:r>
-        <w:rPr>
-          <w:rStyle w:val="DecValTok"/>
-        </w:rPr>
-        <w:t xml:space="preserve">2</w:t>
-      </w:r>
-      <w:r>
-        <w:rPr>
-          <w:rStyle w:val="OperatorTok"/>
-        </w:rPr>
-        <w:t xml:space="preserve">&gt;&amp;</w:t>
-      </w:r>
-      <w:r>
-        <w:rPr>
-          <w:rStyle w:val="DecValTok"/>
-        </w:rPr>
-        <w:t xml:space="preserve">1</w:t>
-      </w:r>
-      <w:r>
-        <w:rPr>
-          <w:rStyle w:val="NormalTok"/>
-        </w:rPr>
-        <w:t xml:space="preserve"> </w:t>
-      </w:r>
-      <w:r>
-        <w:rPr>
-          <w:rStyle w:val="KeywordTok"/>
-        </w:rPr>
-        <w:t xml:space="preserve">|</w:t>
-      </w:r>
-      <w:r>
-        <w:rPr>
-          <w:rStyle w:val="NormalTok"/>
-        </w:rPr>
-        <w:t xml:space="preserve"> </w:t>
-      </w:r>
-      <w:r>
-        <w:rPr>
-          <w:rStyle w:val="FunctionTok"/>
-        </w:rPr>
-        <w:t xml:space="preserve">grep</w:t>
-      </w:r>
-      <w:r>
-        <w:rPr>
-          <w:rStyle w:val="NormalTok"/>
-        </w:rPr>
-        <w:t xml:space="preserve"> </w:t>
-      </w:r>
-      <w:r>
-        <w:rPr>
-          <w:rStyle w:val="AttributeTok"/>
-        </w:rPr>
-        <w:t xml:space="preserve">-iE</w:t>
-      </w:r>
-      <w:r>
-        <w:rPr>
-          <w:rStyle w:val="NormalTok"/>
-        </w:rPr>
-        <w:t xml:space="preserve"> </w:t>
-      </w:r>
-      <w:r>
-        <w:rPr>
-          <w:rStyle w:val="StringTok"/>
-        </w:rPr>
-        <w:t xml:space="preserve">'"Request" verb=|"Response" status=|X-Kubernetes-Pf'</w:t>
-      </w:r>
-    </w:p>
-    <w:p>
-      <w:pPr>
-        <w:pStyle w:val="FirstParagraph"/>
-      </w:pPr>
-      <w:r>
-        <w:rPr>
-          <w:b/>
-          <w:bCs/>
-        </w:rPr>
-        <w:t xml:space="preserve">What you should see:</w:t>
-      </w:r>
-      <w:r>
-        <w:t xml:space="preserve"> </w:t>
-      </w:r>
-      <w:r>
-        <w:t xml:space="preserve">the request line —</w:t>
-      </w:r>
-      <w:r>
-        <w:t xml:space="preserve"> </w:t>
-      </w:r>
-      <w:r>
-        <w:rPr>
-          <w:rStyle w:val="VerbatimChar"/>
-        </w:rPr>
-        <w:t xml:space="preserve">"Request" verb="GET" url="https://127.0.0.1.../api/v1/namespaces?limit=500"</w:t>
-      </w:r>
-      <w:r>
-        <w:t xml:space="preserve"> </w:t>
-      </w:r>
-      <w:r>
-        <w:t xml:space="preserve">— then</w:t>
-      </w:r>
-      <w:r>
-        <w:t xml:space="preserve"> </w:t>
-      </w:r>
-      <w:r>
-        <w:rPr>
-          <w:rStyle w:val="VerbatimChar"/>
-        </w:rPr>
-        <w:t xml:space="preserve">"Response" status="200 OK"</w:t>
-      </w:r>
-      <w:r>
-        <w:t xml:space="preserve">, and two headers:</w:t>
-      </w:r>
-      <w:r>
-        <w:t xml:space="preserve"> </w:t>
-      </w:r>
-      <w:r>
-        <w:rPr>
-          <w:rStyle w:val="VerbatimChar"/>
-        </w:rPr>
-        <w:t xml:space="preserve">X-Kubernetes-Pf-Flowschema-Uid</w:t>
-      </w:r>
-      <w:r>
-        <w:t xml:space="preserve"> </w:t>
-      </w:r>
-      <w:r>
-        <w:t xml:space="preserve">and</w:t>
-      </w:r>
-      <w:r>
-        <w:t xml:space="preserve"> </w:t>
-      </w:r>
-      <w:r>
-        <w:rPr>
-          <w:rStyle w:val="VerbatimChar"/>
-        </w:rPr>
-        <w:t xml:space="preserve">X-Kubernetes-Pf-Prioritylevel-Uid</w:t>
-      </w:r>
-      <w:r>
-        <w:t xml:space="preserve">.</w:t>
-      </w:r>
-    </w:p>
-    <w:p>
-      <w:pPr>
-        <w:pStyle w:val="BodyText"/>
-      </w:pPr>
-      <w:r>
-        <w:drawing>
-          <wp:inline>
-            <wp:extent cx="5943600" cy="3736158"/>
-            <wp:effectExtent b="0" l="0" r="0" t="0"/>
-            <wp:docPr descr="A single request with its APF classification headers" title="" id="19" name="Picture"/>
-            <a:graphic>
-              <a:graphicData uri="http://schemas.openxmlformats.org/drawingml/2006/picture">
-                <pic:pic>
-                  <pic:nvPicPr>
-                    <pic:cNvPr descr="artifacts/lab-02/screenshots/01-request-lifecycle-pf-headers.png" id="20" name="Picture"/>
-                    <pic:cNvPicPr>
-                      <a:picLocks noChangeArrowheads="1" noChangeAspect="1"/>
-                    </pic:cNvPicPr>
-                  </pic:nvPicPr>
-                  <pic:blipFill>
-                    <a:blip r:embed="rId18"/>
+                    <a:blip r:embed="rId15"/>
                     <a:stretch>
                       <a:fillRect/>
                     </a:stretch>
@@ -1399,8 +1436,8 @@
         </w:pict>
       </w:r>
     </w:p>
-    <w:bookmarkEnd w:id="21"/>
-    <w:bookmarkStart w:id="25" w:name="X47f8ddacb6be769ab2681d6f30e6528d505b400"/>
+    <w:bookmarkEnd w:id="18"/>
+    <w:bookmarkStart w:id="22" w:name="X47f8ddacb6be769ab2681d6f30e6528d505b400"/>
     <w:p>
       <w:pPr>
         <w:pStyle w:val="Heading2"/>
@@ -1648,18 +1685,18 @@
           <wp:inline>
             <wp:extent cx="5943600" cy="3736158"/>
             <wp:effectExtent b="0" l="0" r="0" t="0"/>
-            <wp:docPr descr="The built-in FlowSchemas and priority levels" title="" id="23" name="Picture"/>
+            <wp:docPr descr="The built-in FlowSchemas and priority levels" title="" id="20" name="Picture"/>
             <a:graphic>
               <a:graphicData uri="http://schemas.openxmlformats.org/drawingml/2006/picture">
                 <pic:pic>
                   <pic:nvPicPr>
-                    <pic:cNvPr descr="artifacts/lab-02/screenshots/02-builtin-flowschemas.png" id="24" name="Picture"/>
+                    <pic:cNvPr descr="../artifacts/lab-02/screenshots/02-builtin-flowschemas.png" id="21" name="Picture"/>
                     <pic:cNvPicPr>
                       <a:picLocks noChangeArrowheads="1" noChangeAspect="1"/>
                     </pic:cNvPicPr>
                   </pic:nvPicPr>
                   <pic:blipFill>
-                    <a:blip r:embed="rId22"/>
+                    <a:blip r:embed="rId19"/>
                     <a:stretch>
                       <a:fillRect/>
                     </a:stretch>
@@ -1751,8 +1788,8 @@
         </w:pict>
       </w:r>
     </w:p>
-    <w:bookmarkEnd w:id="25"/>
-    <w:bookmarkStart w:id="29" w:name="Xa56c4b0c73085a87f289a0e825e9109e29f33d7"/>
+    <w:bookmarkEnd w:id="22"/>
+    <w:bookmarkStart w:id="26" w:name="Xa56c4b0c73085a87f289a0e825e9109e29f33d7"/>
     <w:p>
       <w:pPr>
         <w:pStyle w:val="Heading2"/>
@@ -2726,18 +2763,18 @@
           <wp:inline>
             <wp:extent cx="5943600" cy="3736158"/>
             <wp:effectExtent b="0" l="0" r="0" t="0"/>
-            <wp:docPr descr="Seat allocation: restricted-storm gets 3 vs global-default 49 vs workload-low 244" title="" id="27" name="Picture"/>
+            <wp:docPr descr="Seat allocation: restricted-storm gets 3 vs global-default 49 vs workload-low 244" title="" id="24" name="Picture"/>
             <a:graphic>
               <a:graphicData uri="http://schemas.openxmlformats.org/drawingml/2006/picture">
                 <pic:pic>
                   <pic:nvPicPr>
-                    <pic:cNvPr descr="artifacts/lab-02/screenshots/03-seats-and-classification.png" id="28" name="Picture"/>
+                    <pic:cNvPr descr="../artifacts/lab-02/screenshots/03-seats-and-classification.png" id="25" name="Picture"/>
                     <pic:cNvPicPr>
                       <a:picLocks noChangeArrowheads="1" noChangeAspect="1"/>
                     </pic:cNvPicPr>
                   </pic:nvPicPr>
                   <pic:blipFill>
-                    <a:blip r:embed="rId26"/>
+                    <a:blip r:embed="rId23"/>
                     <a:stretch>
                       <a:fillRect/>
                     </a:stretch>
@@ -2820,8 +2857,8 @@
         </w:pict>
       </w:r>
     </w:p>
-    <w:bookmarkEnd w:id="29"/>
-    <w:bookmarkStart w:id="33" w:name="Xba1f63ba4f3c8672a5771e146baad8a453dcd77"/>
+    <w:bookmarkEnd w:id="26"/>
+    <w:bookmarkStart w:id="30" w:name="Xba1f63ba4f3c8672a5771e146baad8a453dcd77"/>
     <w:p>
       <w:pPr>
         <w:pStyle w:val="Heading2"/>
@@ -4044,18 +4081,18 @@
           <wp:inline>
             <wp:extent cx="5943600" cy="3736158"/>
             <wp:effectExtent b="0" l="0" r="0" t="0"/>
-            <wp:docPr descr="The storm is throttled while admin traffic stays 200" title="" id="31" name="Picture"/>
+            <wp:docPr descr="The storm is throttled while admin traffic stays 200" title="" id="28" name="Picture"/>
             <a:graphic>
               <a:graphicData uri="http://schemas.openxmlformats.org/drawingml/2006/picture">
                 <pic:pic>
                   <pic:nvPicPr>
-                    <pic:cNvPr descr="artifacts/lab-02/screenshots/04-storm-throttled.png" id="32" name="Picture"/>
+                    <pic:cNvPr descr="../artifacts/lab-02/screenshots/04-storm-throttled.png" id="29" name="Picture"/>
                     <pic:cNvPicPr>
                       <a:picLocks noChangeArrowheads="1" noChangeAspect="1"/>
                     </pic:cNvPicPr>
                   </pic:nvPicPr>
                   <pic:blipFill>
-                    <a:blip r:embed="rId30"/>
+                    <a:blip r:embed="rId27"/>
                     <a:stretch>
                       <a:fillRect/>
                     </a:stretch>
@@ -4398,8 +4435,8 @@
         </w:pict>
       </w:r>
     </w:p>
-    <w:bookmarkEnd w:id="33"/>
-    <w:bookmarkStart w:id="37" w:name="step-5--clean-up"/>
+    <w:bookmarkEnd w:id="30"/>
+    <w:bookmarkStart w:id="34" w:name="step-5--clean-up"/>
     <w:p>
       <w:pPr>
         <w:pStyle w:val="Heading2"/>
@@ -4539,18 +4576,18 @@
           <wp:inline>
             <wp:extent cx="5943600" cy="3736158"/>
             <wp:effectExtent b="0" l="0" r="0" t="0"/>
-            <wp:docPr descr="Cleanup — custom APF objects removed" title="" id="35" name="Picture"/>
+            <wp:docPr descr="Cleanup — custom APF objects removed" title="" id="32" name="Picture"/>
             <a:graphic>
               <a:graphicData uri="http://schemas.openxmlformats.org/drawingml/2006/picture">
                 <pic:pic>
                   <pic:nvPicPr>
-                    <pic:cNvPr descr="artifacts/lab-02/screenshots/05-cleanup.png" id="36" name="Picture"/>
+                    <pic:cNvPr descr="../artifacts/lab-02/screenshots/05-cleanup.png" id="33" name="Picture"/>
                     <pic:cNvPicPr>
                       <a:picLocks noChangeArrowheads="1" noChangeAspect="1"/>
                     </pic:cNvPicPr>
                   </pic:nvPicPr>
                   <pic:blipFill>
-                    <a:blip r:embed="rId34"/>
+                    <a:blip r:embed="rId31"/>
                     <a:stretch>
                       <a:fillRect/>
                     </a:stretch>
@@ -4602,8 +4639,8 @@
         </w:pict>
       </w:r>
     </w:p>
-    <w:bookmarkEnd w:id="37"/>
-    <w:bookmarkStart w:id="38" w:name="what-you-learned"/>
+    <w:bookmarkEnd w:id="34"/>
+    <w:bookmarkStart w:id="35" w:name="what-you-learned"/>
     <w:p>
       <w:pPr>
         <w:pStyle w:val="Heading2"/>
@@ -4980,8 +5017,8 @@
         </w:tc>
       </w:tr>
     </w:tbl>
-    <w:bookmarkEnd w:id="38"/>
-    <w:bookmarkStart w:id="42" w:name="evidence"/>
+    <w:bookmarkEnd w:id="35"/>
+    <w:bookmarkStart w:id="39" w:name="evidence"/>
     <w:p>
       <w:pPr>
         <w:pStyle w:val="Heading2"/>
@@ -5000,7 +5037,7 @@
       <w:r>
         <w:t xml:space="preserve"> </w:t>
       </w:r>
-      <w:hyperlink r:id="rId39">
+      <w:hyperlink r:id="rId36">
         <w:r>
           <w:rPr>
             <w:rStyle w:val="VerbatimChar"/>
@@ -5017,7 +5054,7 @@
       <w:r>
         <w:t xml:space="preserve"> </w:t>
       </w:r>
-      <w:hyperlink r:id="rId40">
+      <w:hyperlink r:id="rId37">
         <w:r>
           <w:rPr>
             <w:rStyle w:val="VerbatimChar"/>
@@ -5057,7 +5094,7 @@
       <w:r>
         <w:t xml:space="preserve"> </w:t>
       </w:r>
-      <w:hyperlink r:id="rId41">
+      <w:hyperlink r:id="rId38">
         <w:r>
           <w:rPr>
             <w:rStyle w:val="Hyperlink"/>
@@ -5066,7 +5103,7 @@
         </w:r>
       </w:hyperlink>
     </w:p>
-    <w:bookmarkEnd w:id="42"/>
+    <w:bookmarkEnd w:id="39"/>
     <w:sectPr>
       <w:pgSz w:h="15840" w:w="12240"/>
       <w:pgMar w:bottom="1440" w:footer="720" w:gutter="0" w:header="720" w:left="1440" w:right="1440" w:top="1440"/>
